--- a/Harrison-Pielke-Lombardo-Resume-Contract.docx
+++ b/Harrison-Pielke-Lombardo-Resume-Contract.docx
@@ -68,7 +68,7 @@
           <w:b w:val="0"/>
           <w:i w:val="0"/>
         </w:rPr>
-        <w:t>Senior backend and full-stack engineer available for contract and 1099 engagements, remote or on-site in Colorado. 10 years of building production systems in Python, Clojure, TypeScript, and Java. Most recently built the document-processing pipeline, rules engine, and AWS infrastructure behind a B2B SaaS logistics platform handling 1M+ documents per month, which grew from zero to $2.1M ARR and was acquired. Comfortable owning a project end to end, working directly with clients, and getting productive quickly in an existing codebase.</w:t>
+        <w:t>Senior backend and full-stack engineer available for contract and 1099 engagements, remote or on-site in Colorado. 10 years of building production systems in Python, Clojure, TypeScript, and Java. Built the pipeline, rules engine, and AWS infrastructure behind a B2B SaaS platform handling 1M+ documents per month, from zero to $2.1M ARR through acquisition. Now building Well Met, a web and mobile app, with AI coding agents. Owns projects end to end and works directly with clients.</w:t>
       </w:r>
     </w:p>
     <w:p>
@@ -180,7 +180,7 @@
           <w:b w:val="0"/>
           <w:i w:val="0"/>
         </w:rPr>
-        <w:t>new builds, maintenance, and modernization of existing Clojure systems</w:t>
+        <w:t>new builds, web and mobile apps, and modernizing existing systems</w:t>
       </w:r>
     </w:p>
     <w:p>
@@ -228,14 +228,14 @@
           <w:b/>
           <w:i w:val="0"/>
         </w:rPr>
-        <w:t xml:space="preserve">Frontend: </w:t>
+        <w:t xml:space="preserve">Frontend &amp; Mobile: </w:t>
       </w:r>
       <w:r>
         <w:rPr>
           <w:b w:val="0"/>
           <w:i w:val="0"/>
         </w:rPr>
-        <w:t>TypeScript, ClojureScript, React (Reagent / re-frame), JavaScript, data visualization</w:t>
+        <w:t>TypeScript, ClojureScript, React (Reagent / re-frame), React Native (Expo), JavaScript, WebSockets</w:t>
       </w:r>
     </w:p>
     <w:p>
@@ -273,7 +273,7 @@
           <w:b w:val="0"/>
           <w:i w:val="0"/>
         </w:rPr>
-        <w:t>AWS (Lambda, ECS, EC2, SQS, SNS, RDS, DynamoDB, CloudFront), Terraform, Docker, CI/CD, Git, GitHub</w:t>
+        <w:t>AWS (Lambda, ECS, EC2, SQS, SNS, RDS, DynamoDB, CloudFront), Terraform, Docker, GitHub Actions, CI/CD</w:t>
       </w:r>
     </w:p>
     <w:p>
@@ -292,7 +292,7 @@
           <w:b w:val="0"/>
           <w:i w:val="0"/>
         </w:rPr>
-        <w:t>LLM integration, PyTorch, NLP, AI-assisted development (Claude, Copilot)</w:t>
+        <w:t>LLM integration, PyTorch, NLP, agentic development with Claude Code</w:t>
       </w:r>
     </w:p>
     <w:p>
@@ -315,6 +315,116 @@
     <w:p>
       <w:pPr>
         <w:spacing w:before="0" w:after="0"/>
+      </w:pPr>
+      <w:r>
+        <w:rPr>
+          <w:b/>
+          <w:i w:val="0"/>
+        </w:rPr>
+        <w:t>Founder &amp; Software Engineer</w:t>
+      </w:r>
+      <w:r>
+        <w:rPr>
+          <w:b w:val="0"/>
+          <w:i w:val="0"/>
+        </w:rPr>
+        <w:t xml:space="preserve">  |  Aug 2026 - Present</w:t>
+      </w:r>
+    </w:p>
+    <w:p>
+      <w:pPr>
+        <w:spacing w:before="0" w:after="0"/>
+      </w:pPr>
+      <w:r>
+        <w:rPr>
+          <w:b w:val="0"/>
+          <w:i/>
+        </w:rPr>
+        <w:t>Well Met (pre-launch dating app, getwellmet.app)</w:t>
+      </w:r>
+      <w:r>
+        <w:rPr>
+          <w:b w:val="0"/>
+          <w:i/>
+        </w:rPr>
+        <w:t>, Denver, CO</w:t>
+      </w:r>
+    </w:p>
+    <w:p>
+      <w:pPr>
+        <w:tabs>
+          <w:tab w:pos="259" w:val="left"/>
+        </w:tabs>
+        <w:spacing w:before="0" w:after="20"/>
+        <w:ind w:left="259" w:hanging="187"/>
+      </w:pPr>
+      <w:r>
+        <w:rPr>
+          <w:b w:val="0"/>
+          <w:i w:val="0"/>
+        </w:rPr>
+        <w:t>•</w:t>
+        <w:tab/>
+        <w:t>Building a web, iOS, and Android dating app centered on structured, mutual-consent post-date reviews.</w:t>
+      </w:r>
+    </w:p>
+    <w:p>
+      <w:pPr>
+        <w:tabs>
+          <w:tab w:pos="259" w:val="left"/>
+        </w:tabs>
+        <w:spacing w:before="0" w:after="20"/>
+        <w:ind w:left="259" w:hanging="187"/>
+      </w:pPr>
+      <w:r>
+        <w:rPr>
+          <w:b w:val="0"/>
+          <w:i w:val="0"/>
+        </w:rPr>
+        <w:t>•</w:t>
+        <w:tab/>
+        <w:t>Architected a Clojure backend on PostgreSQL with real-time WebSocket updates, and one shared ClojureScript / re-frame core for the web app, admin tool, and React Native (Expo) mobile app.</w:t>
+      </w:r>
+    </w:p>
+    <w:p>
+      <w:pPr>
+        <w:tabs>
+          <w:tab w:pos="259" w:val="left"/>
+        </w:tabs>
+        <w:spacing w:before="0" w:after="20"/>
+        <w:ind w:left="259" w:hanging="187"/>
+      </w:pPr>
+      <w:r>
+        <w:rPr>
+          <w:b w:val="0"/>
+          <w:i w:val="0"/>
+        </w:rPr>
+        <w:t>•</w:t>
+        <w:tab/>
+        <w:t>Implemented ID verification (Persona), geohash-only location storage, and audit-logged photo and video moderation.</w:t>
+      </w:r>
+    </w:p>
+    <w:p>
+      <w:pPr>
+        <w:tabs>
+          <w:tab w:pos="259" w:val="left"/>
+        </w:tabs>
+        <w:spacing w:before="0" w:after="20"/>
+        <w:ind w:left="259" w:hanging="187"/>
+      </w:pPr>
+      <w:r>
+        <w:rPr>
+          <w:b w:val="0"/>
+          <w:i w:val="0"/>
+        </w:rPr>
+        <w:t>•</w:t>
+        <w:tab/>
+        <w:t>Led development with AI coding agents (Claude Code) under written architecture guardrails and review, merging 450+ pull requests in two months with Playwright, unit, and CI test suites.</w:t>
+      </w:r>
+    </w:p>
+    <w:p>
+      <w:pPr>
+        <w:spacing w:before="80" w:after="0"/>
       </w:pPr>
       <w:r>
         <w:rPr>
@@ -365,7 +475,7 @@
         </w:rPr>
         <w:t>•</w:t>
         <w:tab/>
-        <w:t>Helped scale a B2B SaaS logistics platform from zero to $2.1M ARR and 70+ business customers as part of a 4-6 person engineering team, leading to the company's acquisition.</w:t>
+        <w:t>Helped scale a B2B SaaS logistics platform from zero to $2.1M ARR and 70+ customers on a 4-6 person team through acquisition.</w:t>
       </w:r>
     </w:p>
     <w:p>
@@ -383,7 +493,7 @@
         </w:rPr>
         <w:t>•</w:t>
         <w:tab/>
-        <w:t>Designed and built the core load processing pipeline and a custom rules engine in Clojure and Python, processing 1M+ documents per month through REST and GraphQL APIs.</w:t>
+        <w:t>Designed and built the core load processing pipeline and rules engine in Clojure and Python, handling 1M+ documents per month via REST and GraphQL.</w:t>
       </w:r>
     </w:p>
     <w:p>
@@ -419,7 +529,7 @@
         </w:rPr>
         <w:t>•</w:t>
         <w:tab/>
-        <w:t>Planned and executed the zero-downtime migration of the production database from Datomic to PostgreSQL as it approached Datomic's size limits.</w:t>
+        <w:t>Led a zero-downtime migration of the production database from Datomic to PostgreSQL as it neared Datomic's size limits.</w:t>
       </w:r>
     </w:p>
     <w:p>
@@ -511,7 +621,7 @@
         </w:rPr>
         <w:t>•</w:t>
         <w:tab/>
-        <w:t>Led software for interconnected research projects across 4+ cross-functional teams, shipping 5 open-source package releases, 4 dataset releases, and 6 peer-reviewed publications.</w:t>
+        <w:t>Led software for research projects across 4+ teams, shipping 5 open-source packages, 4 datasets, and 6 publications.</w:t>
       </w:r>
     </w:p>
     <w:p>
@@ -529,25 +639,7 @@
         </w:rPr>
         <w:t>•</w:t>
         <w:tab/>
-        <w:t>Built Knowtator, a Java and ClojureScript / re-frame web app for text annotation and ontology development (rewritten from a Java Swing desktop app), used to create 100k+ annotations by clinicians and researchers.</w:t>
-      </w:r>
-    </w:p>
-    <w:p>
-      <w:pPr>
-        <w:tabs>
-          <w:tab w:pos="259" w:val="left"/>
-        </w:tabs>
-        <w:spacing w:before="0" w:after="20"/>
-        <w:ind w:left="259" w:hanging="187"/>
-      </w:pPr>
-      <w:r>
-        <w:rPr>
-          <w:b w:val="0"/>
-          <w:i w:val="0"/>
-        </w:rPr>
-        <w:t>•</w:t>
-        <w:tab/>
-        <w:t>Improved relation-extraction precision by 10% with a novel bootstrapping algorithm accelerated with GPU matrix operations.</w:t>
+        <w:t>Built Knowtator, a Java and ClojureScript / re-frame annotation web app (rewritten from Java Swing), used for 100k+ annotations by clinicians and researchers.</w:t>
       </w:r>
     </w:p>
     <w:p>
@@ -564,60 +656,7 @@
           <w:color w:val="1F3A5F"/>
           <w:sz w:val="22"/>
         </w:rPr>
-        <w:t>OPEN SOURCE &amp; SPEAKING</w:t>
-      </w:r>
-    </w:p>
-    <w:p>
-      <w:pPr>
-        <w:tabs>
-          <w:tab w:pos="259" w:val="left"/>
-        </w:tabs>
-        <w:spacing w:before="0" w:after="20"/>
-        <w:ind w:left="259" w:hanging="187"/>
-      </w:pPr>
-      <w:r>
-        <w:rPr>
-          <w:b w:val="0"/>
-          <w:i w:val="0"/>
-        </w:rPr>
-        <w:t>•</w:t>
-        <w:tab/>
-        <w:t>datascript-shortest-path, a graph library with a Fibonacci heap built on immutable data structures; contributor to the re-frame ecosystem (day8/re-frame-undo).</w:t>
-      </w:r>
-    </w:p>
-    <w:p>
-      <w:pPr>
-        <w:tabs>
-          <w:tab w:pos="259" w:val="left"/>
-        </w:tabs>
-        <w:spacing w:before="0" w:after="20"/>
-        <w:ind w:left="259" w:hanging="187"/>
-      </w:pPr>
-      <w:r>
-        <w:rPr>
-          <w:b w:val="0"/>
-          <w:i w:val="0"/>
-        </w:rPr>
-        <w:t>•</w:t>
-        <w:tab/>
-        <w:t>Invited speaker, "AI in the Transportation Sector: Challenges and Successes," Institute for Data, Econometrics, Algorithms, and Learning (IDEAL), Chicago, June 2024.</w:t>
-      </w:r>
-    </w:p>
-    <w:p>
-      <w:pPr>
-        <w:spacing w:before="120" w:after="40"/>
-        <w:pBdr>
-          <w:bottom w:val="single" w:sz="6" w:space="1" w:color="1F3A5F"/>
-        </w:pBdr>
-      </w:pPr>
-      <w:r>
-        <w:rPr>
-          <w:b/>
-          <w:i w:val="0"/>
-          <w:color w:val="1F3A5F"/>
-          <w:sz w:val="22"/>
-        </w:rPr>
-        <w:t>EDUCATION</w:t>
+        <w:t>EDUCATION, OPEN SOURCE &amp; SPEAKING</w:t>
       </w:r>
     </w:p>
     <w:p>
@@ -658,9 +697,28 @@
         <w:t xml:space="preserve">  |  2016</w:t>
       </w:r>
     </w:p>
+    <w:p>
+      <w:pPr>
+        <w:spacing w:before="0" w:after="30"/>
+      </w:pPr>
+      <w:r>
+        <w:rPr>
+          <w:b/>
+          <w:i w:val="0"/>
+        </w:rPr>
+        <w:t xml:space="preserve">Open source &amp; speaking: </w:t>
+      </w:r>
+      <w:r>
+        <w:rPr>
+          <w:b w:val="0"/>
+          <w:i w:val="0"/>
+        </w:rPr>
+        <w:t>author of datascript-shortest-path; contributor to day8/re-frame-undo; invited talk on AI in transportation, IDEAL institute, Chicago, 2024</w:t>
+      </w:r>
+    </w:p>
     <w:sectPr>
       <w:pgSz w:w="12240" w:h="15840"/>
-      <w:pgMar w:top="720" w:right="864" w:bottom="720" w:left="864" w:header="720" w:footer="720" w:gutter="0"/>
+      <w:pgMar w:top="648" w:right="792" w:bottom="648" w:left="792" w:header="720" w:footer="720" w:gutter="0"/>
       <w:cols w:space="720"/>
       <w:docGrid w:linePitch="360"/>
     </w:sectPr>
